--- a/handout 4 - cheat sheet.docx
+++ b/handout 4 - cheat sheet.docx
@@ -8715,9 +8715,10 @@
     <w:p/>
     <w:p/>
     <w:sectPr>
+      <w:headerReference w:type="default" r:id="rId900"/>
       <w:footerReference w:type="default" r:id="rId4"/>
       <w:pgSz w:w="15840" w:h="12240" w:orient="landscape"/>
-      <w:pgMar w:top="576" w:right="432" w:bottom="461" w:left="720" w:header="216" w:footer="216" w:gutter="0"/>
+      <w:pgMar w:top="1190" w:right="432" w:bottom="461" w:left="720" w:header="432" w:footer="216" w:gutter="0"/>
       <w:cols w:space="720"/>
       <w:docGrid w:linePitch="360"/>
     </w:sectPr>
@@ -8727,62 +8728,157 @@
 
 <file path=word/footer1.xml><?xml version="1.0" encoding="utf-8"?>
 <w:ftr xmlns:wpc="http://schemas.microsoft.com/office/word/2010/wordprocessingCanvas" xmlns:cx="http://schemas.microsoft.com/office/drawing/2014/chartex" xmlns:cx1="http://schemas.microsoft.com/office/drawing/2015/9/8/chartex" xmlns:cx2="http://schemas.microsoft.com/office/drawing/2015/10/21/chartex" xmlns:cx3="http://schemas.microsoft.com/office/drawing/2016/5/9/chartex" xmlns:cx4="http://schemas.microsoft.com/office/drawing/2016/5/10/chartex" xmlns:cx5="http://schemas.microsoft.com/office/drawing/2016/5/11/chartex" xmlns:cx6="http://schemas.microsoft.com/office/drawing/2016/5/12/chartex" xmlns:cx7="http://schemas.microsoft.com/office/drawing/2016/5/13/chartex" xmlns:cx8="http://schemas.microsoft.com/office/drawing/2016/5/14/chartex" xmlns:mc="http://schemas.openxmlformats.org/markup-compatibility/2006" xmlns:aink="http://schemas.microsoft.com/office/drawing/2016/ink" xmlns:am3d="http://schemas.microsoft.com/office/drawing/2017/model3d" xmlns:o="urn:schemas-microsoft-com:office:office" xmlns:oel="http://schemas.microsoft.com/office/2019/extlst" xmlns:r="http://schemas.openxmlformats.org/officeDocument/2006/relationships" xmlns:m="http://schemas.openxmlformats.org/officeDocument/2006/math" xmlns:v="urn:schemas-microsoft-com:vml" xmlns:wp14="http://schemas.microsoft.com/office/word/2010/wordprocessingDrawing" xmlns:wp="http://schemas.openxmlformats.org/drawingml/2006/wordprocessingDrawing" xmlns:w10="urn:schemas-microsoft-com:office:word" xmlns:w="http://schemas.openxmlformats.org/wordprocessingml/2006/main" xmlns:w14="http://schemas.microsoft.com/office/word/2010/wordml" xmlns:w15="http://schemas.microsoft.com/office/word/2012/wordml" xmlns:w16cei="http://schemas.microsoft.com/office/word/2026/wordml/cei" xmlns:w16cex="http://schemas.microsoft.com/office/word/2018/wordml/cex" xmlns:w16cid="http://schemas.microsoft.com/office/word/2016/wordml/cid" xmlns:w16="http://schemas.microsoft.com/office/word/2018/wordml" xmlns:w16du="http://schemas.microsoft.com/office/word/2023/wordml/word16du" xmlns:w16sdtdh="http://schemas.microsoft.com/office/word/2020/wordml/sdtdatahash" xmlns:w16sdtfl="http://schemas.microsoft.com/office/word/2024/wordml/sdtformatlock" xmlns:w16se="http://schemas.microsoft.com/office/word/2015/wordml/symex" xmlns:wpg="http://schemas.microsoft.com/office/word/2010/wordprocessingGroup" xmlns:wpi="http://schemas.microsoft.com/office/word/2010/wordprocessingInk" xmlns:wne="http://schemas.microsoft.com/office/word/2006/wordml" xmlns:wps="http://schemas.microsoft.com/office/word/2010/wordprocessingShape" mc:Ignorable="w14 w15 w16se w16cid w16 w16cex w16sdtdh w16sdtfl w16du wp14">
+  <w:p>
+    <w:pPr>
+      <w:pStyle w:val="Footer"/>
+      <w:jc w:val="center"/>
+    </w:pPr>
+    <w:r>
+      <w:fldChar w:fldCharType="begin"/>
+    </w:r>
+    <w:r>
+      <w:instrText xml:space="preserve"> PAGE   \* MERGEFORMAT </w:instrText>
+    </w:r>
+    <w:r>
+      <w:fldChar w:fldCharType="separate"/>
+    </w:r>
+    <w:r>
+      <w:rPr>
+        <w:noProof/>
+      </w:rPr>
+      <w:t>1</w:t>
+    </w:r>
+    <w:r>
+      <w:rPr>
+        <w:noProof/>
+      </w:rPr>
+      <w:fldChar w:fldCharType="end"/>
+    </w:r>
+  </w:p>
+</w:ftr>
+</file>
+
+<file path=word/header1.xml><?xml version="1.0" encoding="utf-8"?>
+<w:hdr xmlns:wpc="http://schemas.microsoft.com/office/word/2010/wordprocessingCanvas" xmlns:mc="http://schemas.openxmlformats.org/markup-compatibility/2006" xmlns:o="urn:schemas-microsoft-com:office:office" xmlns:r="http://schemas.openxmlformats.org/officeDocument/2006/relationships" xmlns:m="http://schemas.openxmlformats.org/officeDocument/2006/math" xmlns:v="urn:schemas-microsoft-com:vml" xmlns:wp14="http://schemas.microsoft.com/office/word/2010/wordprocessingDrawing" xmlns:wp="http://schemas.openxmlformats.org/drawingml/2006/wordprocessingDrawing" xmlns:w10="urn:schemas-microsoft-com:office:word" xmlns:w="http://schemas.openxmlformats.org/wordprocessingml/2006/main" xmlns:w14="http://schemas.microsoft.com/office/word/2010/wordml" xmlns:wpg="http://schemas.microsoft.com/office/word/2010/wordprocessingGroup" xmlns:wpi="http://schemas.microsoft.com/office/word/2010/wordprocessingInk" xmlns:wne="http://schemas.microsoft.com/office/word/2006/wordml" xmlns:wps="http://schemas.microsoft.com/office/word/2010/wordprocessingShape" mc:Ignorable="w14 wp14">
   <w:tbl>
     <w:tblPr>
-      <w:tblW w:w="0" w:type="auto"/>
-      <w:tblLayout w:type="fixed"/>
-      <w:tblLook w:val="04A0" w:firstRow="1" w:lastRow="0" w:firstColumn="1" w:lastColumn="0" w:noHBand="0" w:noVBand="1"/>
+      <w:tblW w:w="14688" w:type="dxa"/>
+      <w:jc w:val="left"/>
+      <w:tblBorders>
+        <w:bottom w:val="single" w:sz="6" w:space="0" w:color="2F4858"/>
+      </w:tblBorders>
+      <w:tblCellMar>
+        <w:top w:w="0" w:type="dxa"/>
+        <w:left w:w="0" w:type="dxa"/>
+        <w:bottom w:w="60" w:type="dxa"/>
+        <w:right w:w="0" w:type="dxa"/>
+      </w:tblCellMar>
+      <w:tblLook w:val="0000" w:firstRow="0" w:lastRow="0" w:firstColumn="0" w:lastColumn="0" w:noHBand="0" w:noVBand="0"/>
     </w:tblPr>
-    <w:tblGrid/>
+    <w:tblGrid>
+      <w:gridCol w:w="13870"/>
+      <w:gridCol w:w="818"/>
+    </w:tblGrid>
     <w:tr>
       <w:tc>
         <w:tcPr>
-          <w:tcW w:w="11664" w:type="dxa"/>
-          <w:gridSpan w:val="0"/>
-          <w:tcBorders>
-            <w:top w:val="nil"/>
-            <w:left w:val="nil"/>
-            <w:bottom w:val="nil"/>
-            <w:right w:val="nil"/>
-          </w:tcBorders>
-          <w:tcMar>
-            <w:top w:w="0" w:type="dxa"/>
-            <w:left w:w="0" w:type="dxa"/>
-            <w:bottom w:w="0" w:type="dxa"/>
-            <w:right w:w="0" w:type="dxa"/>
-          </w:tcMar>
+          <w:tcW w:w="13870" w:type="dxa"/>
+          <w:vAlign w:val="top"/>
         </w:tcPr>
         <w:p>
           <w:pPr>
-            <w:pStyle w:val="Footer"/>
-            <w:jc w:val="center"/>
+            <w:spacing w:before="0" w:after="10" w:line="240" w:lineRule="auto"/>
+            <w:jc w:val="right"/>
           </w:pPr>
           <w:r>
-            <w:fldChar w:fldCharType="begin"/>
+            <w:rPr>
+              <w:b/>
+              <w:color w:val="2F4858"/>
+              <w:spacing w:val="34"/>
+              <w:sz w:val="16"/>
+              <w:szCs w:val="16"/>
+            </w:rPr>
+            <w:t>SUPERIOR COURT OF CALIFORNIA</w:t>
           </w:r>
-          <w:r>
-            <w:instrText xml:space="preserve"> PAGE   \* MERGEFORMAT </w:instrText>
-          </w:r>
-          <w:r>
-            <w:fldChar w:fldCharType="separate"/>
-          </w:r>
+        </w:p>
+        <w:p>
+          <w:pPr>
+            <w:spacing w:before="0" w:after="0" w:line="240" w:lineRule="auto"/>
+            <w:jc w:val="right"/>
+          </w:pPr>
           <w:r>
             <w:rPr>
-              <w:noProof/>
+              <w:color w:val="6A6A6A"/>
+              <w:spacing w:val="28"/>
+              <w:sz w:val="15"/>
+              <w:szCs w:val="15"/>
             </w:rPr>
-            <w:t>2</w:t>
+            <w:t>COUNTY OF SAN BERNARDINO</w:t>
           </w:r>
+        </w:p>
+      </w:tc>
+      <w:tc>
+        <w:tcPr>
+          <w:tcW w:w="818" w:type="dxa"/>
+          <w:vAlign w:val="top"/>
+        </w:tcPr>
+        <w:p>
+          <w:pPr>
+            <w:spacing w:before="0" w:after="0" w:line="240" w:lineRule="auto"/>
+            <w:ind w:left="170"/>
+            <w:jc w:val="right"/>
+          </w:pPr>
           <w:r>
-            <w:rPr>
-              <w:noProof/>
-            </w:rPr>
-            <w:fldChar w:fldCharType="end"/>
+            <w:drawing>
+              <wp:inline distT="0" distB="0" distL="0" distR="0">
+                <wp:extent cx="411480" cy="411480"/>
+                <wp:effectExtent l="0" t="0" r="0" b="0"/>
+                <wp:docPr id="903" name="Court Seal" descr="Seal of the Superior Court of California, County of San Bernardino"/>
+                <wp:cNvGraphicFramePr>
+                  <a:graphicFrameLocks xmlns:a="http://schemas.openxmlformats.org/drawingml/2006/main" noChangeAspect="1"/>
+                </wp:cNvGraphicFramePr>
+                <a:graphic xmlns:a="http://schemas.openxmlformats.org/drawingml/2006/main">
+                  <a:graphicData uri="http://schemas.openxmlformats.org/drawingml/2006/picture">
+                    <pic:pic xmlns:pic="http://schemas.openxmlformats.org/drawingml/2006/picture">
+                      <pic:nvPicPr>
+                        <pic:cNvPr id="903" name="Court Seal"/>
+                        <pic:cNvPicPr/>
+                      </pic:nvPicPr>
+                      <pic:blipFill>
+                        <a:blip r:embed="rId1"/>
+                        <a:stretch>
+                          <a:fillRect/>
+                        </a:stretch>
+                      </pic:blipFill>
+                      <pic:spPr>
+                        <a:xfrm>
+                          <a:off x="0" y="0"/>
+                          <a:ext cx="411480" cy="411480"/>
+                        </a:xfrm>
+                        <a:prstGeom prst="rect">
+                          <a:avLst/>
+                        </a:prstGeom>
+                      </pic:spPr>
+                    </pic:pic>
+                  </a:graphicData>
+                </a:graphic>
+              </wp:inline>
+            </w:drawing>
           </w:r>
         </w:p>
       </w:tc>
     </w:tr>
   </w:tbl>
-</w:ftr>
+  <w:p>
+    <w:pPr>
+      <w:spacing w:before="0" w:after="0" w:line="240" w:lineRule="auto"/>
+      <w:rPr>
+        <w:sz w:val="4"/>
+        <w:szCs w:val="4"/>
+      </w:rPr>
+    </w:pPr>
+  </w:p>
+</w:hdr>
 </file>
 
 <file path=word/styles.xml><?xml version="1.0" encoding="utf-8"?>
